--- a/examples/word/tables.docx
+++ b/examples/word/tables.docx
@@ -1,6 +1,6 @@
 
 <file path=word/document.xml><?xml version="1.0" encoding="utf-8"?>
-<w:document xmlns:w="http://schemas.openxmlformats.org/wordprocessingml/2006/main">
+<w:document xmlns:w="http://schemas.openxmlformats.org/wordprocessingml/2006/main" xmlns:mc="http://schemas.openxmlformats.org/markup-compatibility/2006" xmlns:w14="http://schemas.microsoft.com/office/word/2010/wordml" mc:Ignorable="w14">
   <w:body>
     <w:p>
       <w:pPr>
@@ -32,9 +32,9 @@
       <w:tblPr>
         <w:tblBorders>
           <w:top w:val="single" w:sz="4"/>
+          <w:left w:val="single" w:sz="4"/>
           <w:bottom w:val="single" w:sz="4"/>
-          <w:start w:val="single" w:sz="4"/>
-          <w:end w:val="single" w:sz="4"/>
+          <w:right w:val="single" w:sz="4"/>
           <w:insideH w:val="single" w:sz="4"/>
           <w:insideV w:val="single" w:sz="4"/>
         </w:tblBorders>
@@ -54,6 +54,13 @@
             <w:vAlign w:val="center"/>
           </w:tcPr>
           <w:p>
+            <w:pPr>
+              <w:spacing w:after="0" w:line="240" w:lineRule="auto"/>
+              <w:rPr>
+                <w:b/>
+                <w:color w:val="FFFFFF"/>
+              </w:rPr>
+            </w:pPr>
             <w:r>
               <w:rPr>
                 <w:b/>
@@ -68,6 +75,13 @@
             <w:shd w:val="clear" w:fill="4472C4"/>
           </w:tcPr>
           <w:p>
+            <w:pPr>
+              <w:spacing w:after="0" w:line="240" w:lineRule="auto"/>
+              <w:rPr>
+                <w:b/>
+                <w:color w:val="FFFFFF"/>
+              </w:rPr>
+            </w:pPr>
             <w:r>
               <w:rPr>
                 <w:b/>
@@ -82,6 +96,13 @@
             <w:shd w:val="clear" w:fill="4472C4"/>
           </w:tcPr>
           <w:p>
+            <w:pPr>
+              <w:spacing w:after="0" w:line="240" w:lineRule="auto"/>
+              <w:rPr>
+                <w:b/>
+                <w:color w:val="FFFFFF"/>
+              </w:rPr>
+            </w:pPr>
             <w:r>
               <w:rPr>
                 <w:b/>
@@ -96,6 +117,13 @@
             <w:shd w:val="clear" w:fill="4472C4"/>
           </w:tcPr>
           <w:p>
+            <w:pPr>
+              <w:spacing w:after="0" w:line="240" w:lineRule="auto"/>
+              <w:rPr>
+                <w:b/>
+                <w:color w:val="FFFFFF"/>
+              </w:rPr>
+            </w:pPr>
             <w:r>
               <w:rPr>
                 <w:b/>
@@ -110,6 +138,13 @@
             <w:shd w:val="clear" w:fill="4472C4"/>
           </w:tcPr>
           <w:p>
+            <w:pPr>
+              <w:spacing w:after="0" w:line="240" w:lineRule="auto"/>
+              <w:rPr>
+                <w:b/>
+                <w:color w:val="FFFFFF"/>
+              </w:rPr>
+            </w:pPr>
             <w:r>
               <w:rPr>
                 <w:b/>
@@ -124,6 +159,13 @@
             <w:shd w:val="clear" w:fill="4472C4"/>
           </w:tcPr>
           <w:p>
+            <w:pPr>
+              <w:spacing w:after="0" w:line="240" w:lineRule="auto"/>
+              <w:rPr>
+                <w:b/>
+                <w:color w:val="FFFFFF"/>
+              </w:rPr>
+            </w:pPr>
             <w:r>
               <w:rPr>
                 <w:b/>
@@ -142,6 +184,9 @@
             <w:vAlign w:val="center"/>
           </w:tcPr>
           <w:p>
+            <w:pPr>
+              <w:spacing w:after="0" w:line="240" w:lineRule="auto"/>
+            </w:pPr>
             <w:r>
               <w:t xml:space="preserve">Smart Office System</w:t>
             </w:r>
@@ -150,6 +195,9 @@
         <w:tc>
           <w:tcPr/>
           <w:p>
+            <w:pPr>
+              <w:spacing w:after="0" w:line="240" w:lineRule="auto"/>
+            </w:pPr>
             <w:r>
               <w:t xml:space="preserve">Requirements</w:t>
             </w:r>
@@ -158,6 +206,9 @@
         <w:tc>
           <w:tcPr/>
           <w:p>
+            <w:pPr>
+              <w:spacing w:after="0" w:line="240" w:lineRule="auto"/>
+            </w:pPr>
             <w:r>
               <w:t xml:space="preserve">John</w:t>
             </w:r>
@@ -166,6 +217,9 @@
         <w:tc>
           <w:tcPr/>
           <w:p>
+            <w:pPr>
+              <w:spacing w:after="0" w:line="240" w:lineRule="auto"/>
+            </w:pPr>
             <w:r>
               <w:t xml:space="preserve">2025-01-05</w:t>
             </w:r>
@@ -174,6 +228,9 @@
         <w:tc>
           <w:tcPr/>
           <w:p>
+            <w:pPr>
+              <w:spacing w:after="0" w:line="240" w:lineRule="auto"/>
+            </w:pPr>
             <w:r>
               <w:t xml:space="preserve">2025-02-15</w:t>
             </w:r>
@@ -182,6 +239,12 @@
         <w:tc>
           <w:tcPr/>
           <w:p>
+            <w:pPr>
+              <w:spacing w:after="0" w:line="240" w:lineRule="auto"/>
+              <w:rPr>
+                <w:color w:val="00B050"/>
+              </w:rPr>
+            </w:pPr>
             <w:r>
               <w:rPr>
                 <w:color w:val="00B050"/>
@@ -198,6 +261,9 @@
             <w:shd w:val="clear" w:fill="D9E2F3"/>
           </w:tcPr>
           <w:p>
+            <w:pPr>
+              <w:spacing w:after="0" w:line="240" w:lineRule="auto"/>
+            </w:pPr>
             <w:r>
               <w:t xml:space="preserve"/>
             </w:r>
@@ -206,6 +272,9 @@
         <w:tc>
           <w:tcPr/>
           <w:p>
+            <w:pPr>
+              <w:spacing w:after="0" w:line="240" w:lineRule="auto"/>
+            </w:pPr>
             <w:r>
               <w:t xml:space="preserve">Development</w:t>
             </w:r>
@@ -214,6 +283,9 @@
         <w:tc>
           <w:tcPr/>
           <w:p>
+            <w:pPr>
+              <w:spacing w:after="0" w:line="240" w:lineRule="auto"/>
+            </w:pPr>
             <w:r>
               <w:t xml:space="preserve">Sarah</w:t>
             </w:r>
@@ -222,6 +294,9 @@
         <w:tc>
           <w:tcPr/>
           <w:p>
+            <w:pPr>
+              <w:spacing w:after="0" w:line="240" w:lineRule="auto"/>
+            </w:pPr>
             <w:r>
               <w:t xml:space="preserve">2025-02-16</w:t>
             </w:r>
@@ -230,6 +305,9 @@
         <w:tc>
           <w:tcPr/>
           <w:p>
+            <w:pPr>
+              <w:spacing w:after="0" w:line="240" w:lineRule="auto"/>
+            </w:pPr>
             <w:r>
               <w:t xml:space="preserve">2025-06-30</w:t>
             </w:r>
@@ -238,6 +316,12 @@
         <w:tc>
           <w:tcPr/>
           <w:p>
+            <w:pPr>
+              <w:spacing w:after="0" w:line="240" w:lineRule="auto"/>
+              <w:rPr>
+                <w:color w:val="FFC000"/>
+              </w:rPr>
+            </w:pPr>
             <w:r>
               <w:rPr>
                 <w:color w:val="FFC000"/>
@@ -254,6 +338,9 @@
             <w:shd w:val="clear" w:fill="D9E2F3"/>
           </w:tcPr>
           <w:p>
+            <w:pPr>
+              <w:spacing w:after="0" w:line="240" w:lineRule="auto"/>
+            </w:pPr>
             <w:r>
               <w:t xml:space="preserve"/>
             </w:r>
@@ -262,6 +349,9 @@
         <w:tc>
           <w:tcPr/>
           <w:p>
+            <w:pPr>
+              <w:spacing w:after="0" w:line="240" w:lineRule="auto"/>
+            </w:pPr>
             <w:r>
               <w:t xml:space="preserve">Testing</w:t>
             </w:r>
@@ -270,6 +360,9 @@
         <w:tc>
           <w:tcPr/>
           <w:p>
+            <w:pPr>
+              <w:spacing w:after="0" w:line="240" w:lineRule="auto"/>
+            </w:pPr>
             <w:r>
               <w:t xml:space="preserve">Mike</w:t>
             </w:r>
@@ -278,6 +371,9 @@
         <w:tc>
           <w:tcPr/>
           <w:p>
+            <w:pPr>
+              <w:spacing w:after="0" w:line="240" w:lineRule="auto"/>
+            </w:pPr>
             <w:r>
               <w:t xml:space="preserve">2025-07-01</w:t>
             </w:r>
@@ -286,6 +382,9 @@
         <w:tc>
           <w:tcPr/>
           <w:p>
+            <w:pPr>
+              <w:spacing w:after="0" w:line="240" w:lineRule="auto"/>
+            </w:pPr>
             <w:r>
               <w:t xml:space="preserve">2025-08-31</w:t>
             </w:r>
@@ -294,6 +393,12 @@
         <w:tc>
           <w:tcPr/>
           <w:p>
+            <w:pPr>
+              <w:spacing w:after="0" w:line="240" w:lineRule="auto"/>
+              <w:rPr>
+                <w:color w:val="FF0000"/>
+              </w:rPr>
+            </w:pPr>
             <w:r>
               <w:rPr>
                 <w:color w:val="FF0000"/>
@@ -311,6 +416,9 @@
             <w:vAlign w:val="center"/>
           </w:tcPr>
           <w:p>
+            <w:pPr>
+              <w:spacing w:after="0" w:line="240" w:lineRule="auto"/>
+            </w:pPr>
             <w:r>
               <w:t xml:space="preserve">Data Platform Upgrade</w:t>
             </w:r>
@@ -319,6 +427,9 @@
         <w:tc>
           <w:tcPr/>
           <w:p>
+            <w:pPr>
+              <w:spacing w:after="0" w:line="240" w:lineRule="auto"/>
+            </w:pPr>
             <w:r>
               <w:t xml:space="preserve">Architecture</w:t>
             </w:r>
@@ -327,6 +438,9 @@
         <w:tc>
           <w:tcPr/>
           <w:p>
+            <w:pPr>
+              <w:spacing w:after="0" w:line="240" w:lineRule="auto"/>
+            </w:pPr>
             <w:r>
               <w:t xml:space="preserve">Emily</w:t>
             </w:r>
@@ -335,6 +449,9 @@
         <w:tc>
           <w:tcPr/>
           <w:p>
+            <w:pPr>
+              <w:spacing w:after="0" w:line="240" w:lineRule="auto"/>
+            </w:pPr>
             <w:r>
               <w:t xml:space="preserve">2025-03-01</w:t>
             </w:r>
@@ -343,6 +460,9 @@
         <w:tc>
           <w:tcPr/>
           <w:p>
+            <w:pPr>
+              <w:spacing w:after="0" w:line="240" w:lineRule="auto"/>
+            </w:pPr>
             <w:r>
               <w:t xml:space="preserve">2025-04-15</w:t>
             </w:r>
@@ -351,6 +471,12 @@
         <w:tc>
           <w:tcPr/>
           <w:p>
+            <w:pPr>
+              <w:spacing w:after="0" w:line="240" w:lineRule="auto"/>
+              <w:rPr>
+                <w:color w:val="00B050"/>
+              </w:rPr>
+            </w:pPr>
             <w:r>
               <w:rPr>
                 <w:color w:val="00B050"/>
@@ -367,6 +493,9 @@
             <w:shd w:val="clear" w:fill="E2EFDA"/>
           </w:tcPr>
           <w:p>
+            <w:pPr>
+              <w:spacing w:after="0" w:line="240" w:lineRule="auto"/>
+            </w:pPr>
             <w:r>
               <w:t xml:space="preserve"/>
             </w:r>
@@ -375,6 +504,9 @@
         <w:tc>
           <w:tcPr/>
           <w:p>
+            <w:pPr>
+              <w:spacing w:after="0" w:line="240" w:lineRule="auto"/>
+            </w:pPr>
             <w:r>
               <w:t xml:space="preserve">Migration</w:t>
             </w:r>
@@ -383,6 +515,9 @@
         <w:tc>
           <w:tcPr/>
           <w:p>
+            <w:pPr>
+              <w:spacing w:after="0" w:line="240" w:lineRule="auto"/>
+            </w:pPr>
             <w:r>
               <w:t xml:space="preserve">David</w:t>
             </w:r>
@@ -391,6 +526,9 @@
         <w:tc>
           <w:tcPr/>
           <w:p>
+            <w:pPr>
+              <w:spacing w:after="0" w:line="240" w:lineRule="auto"/>
+            </w:pPr>
             <w:r>
               <w:t xml:space="preserve">2025-04-16</w:t>
             </w:r>
@@ -399,6 +537,9 @@
         <w:tc>
           <w:tcPr/>
           <w:p>
+            <w:pPr>
+              <w:spacing w:after="0" w:line="240" w:lineRule="auto"/>
+            </w:pPr>
             <w:r>
               <w:t xml:space="preserve">2025-07-31</w:t>
             </w:r>
@@ -407,6 +548,12 @@
         <w:tc>
           <w:tcPr/>
           <w:p>
+            <w:pPr>
+              <w:spacing w:after="0" w:line="240" w:lineRule="auto"/>
+              <w:rPr>
+                <w:color w:val="FFC000"/>
+              </w:rPr>
+            </w:pPr>
             <w:r>
               <w:rPr>
                 <w:color w:val="FFC000"/>
@@ -423,6 +570,9 @@
             <w:shd w:val="clear" w:fill="E2EFDA"/>
           </w:tcPr>
           <w:p>
+            <w:pPr>
+              <w:spacing w:after="0" w:line="240" w:lineRule="auto"/>
+            </w:pPr>
             <w:r>
               <w:t xml:space="preserve"/>
             </w:r>
@@ -431,6 +581,9 @@
         <w:tc>
           <w:tcPr/>
           <w:p>
+            <w:pPr>
+              <w:spacing w:after="0" w:line="240" w:lineRule="auto"/>
+            </w:pPr>
             <w:r>
               <w:t xml:space="preserve">Acceptance</w:t>
             </w:r>
@@ -439,6 +592,9 @@
         <w:tc>
           <w:tcPr/>
           <w:p>
+            <w:pPr>
+              <w:spacing w:after="0" w:line="240" w:lineRule="auto"/>
+            </w:pPr>
             <w:r>
               <w:t xml:space="preserve">Lisa</w:t>
             </w:r>
@@ -447,6 +603,9 @@
         <w:tc>
           <w:tcPr/>
           <w:p>
+            <w:pPr>
+              <w:spacing w:after="0" w:line="240" w:lineRule="auto"/>
+            </w:pPr>
             <w:r>
               <w:t xml:space="preserve">2025-08-01</w:t>
             </w:r>
@@ -455,6 +614,9 @@
         <w:tc>
           <w:tcPr/>
           <w:p>
+            <w:pPr>
+              <w:spacing w:after="0" w:line="240" w:lineRule="auto"/>
+            </w:pPr>
             <w:r>
               <w:t xml:space="preserve">2025-09-30</w:t>
             </w:r>
@@ -463,6 +625,12 @@
         <w:tc>
           <w:tcPr/>
           <w:p>
+            <w:pPr>
+              <w:spacing w:after="0" w:line="240" w:lineRule="auto"/>
+              <w:rPr>
+                <w:color w:val="FF0000"/>
+              </w:rPr>
+            </w:pPr>
             <w:r>
               <w:rPr>
                 <w:color w:val="FF0000"/>
@@ -493,9 +661,9 @@
       <w:tblPr>
         <w:tblBorders>
           <w:top w:val="single" w:sz="4"/>
+          <w:left w:val="single" w:sz="4"/>
           <w:bottom w:val="single" w:sz="4"/>
-          <w:start w:val="single" w:sz="4"/>
-          <w:end w:val="single" w:sz="4"/>
+          <w:right w:val="single" w:sz="4"/>
           <w:insideH w:val="single" w:sz="4"/>
           <w:insideV w:val="single" w:sz="4"/>
         </w:tblBorders>
@@ -515,6 +683,13 @@
             <w:vAlign w:val="center"/>
           </w:tcPr>
           <w:p>
+            <w:pPr>
+              <w:spacing w:after="0" w:line="240" w:lineRule="auto"/>
+              <w:rPr>
+                <w:b/>
+                <w:color w:val="FFFFFF"/>
+              </w:rPr>
+            </w:pPr>
             <w:r>
               <w:rPr>
                 <w:b/>
@@ -531,6 +706,13 @@
             <w:vAlign w:val="center"/>
           </w:tcPr>
           <w:p>
+            <w:pPr>
+              <w:spacing w:after="0" w:line="240" w:lineRule="auto"/>
+              <w:rPr>
+                <w:b/>
+                <w:color w:val="FFFFFF"/>
+              </w:rPr>
+            </w:pPr>
             <w:r>
               <w:rPr>
                 <w:b/>
@@ -542,12 +724,18 @@
         </w:tc>
         <w:tc>
           <w:tcPr>
+            <w:tcW w:w="4800" w:type="dxa"/>
             <w:gridSpan w:val="2"/>
             <w:shd w:val="clear" w:fill="2E75B6"/>
           </w:tcPr>
           <w:p>
             <w:pPr>
-              <w:jc w:val="center"/>
+              <w:spacing w:after="0" w:line="240" w:lineRule="auto"/>
+              <w:jc w:val="center"/>
+              <w:rPr>
+                <w:b/>
+                <w:color w:val="FFFFFF"/>
+              </w:rPr>
             </w:pPr>
             <w:r>
               <w:rPr>
@@ -565,6 +753,13 @@
             <w:vAlign w:val="center"/>
           </w:tcPr>
           <w:p>
+            <w:pPr>
+              <w:spacing w:after="0" w:line="240" w:lineRule="auto"/>
+              <w:rPr>
+                <w:b/>
+                <w:color w:val="FFFFFF"/>
+              </w:rPr>
+            </w:pPr>
             <w:r>
               <w:rPr>
                 <w:b/>
@@ -582,6 +777,9 @@
             <w:shd w:val="clear" w:fill="2E75B6"/>
           </w:tcPr>
           <w:p>
+            <w:pPr>
+              <w:spacing w:after="0" w:line="240" w:lineRule="auto"/>
+            </w:pPr>
             <w:r>
               <w:t xml:space="preserve"/>
             </w:r>
@@ -593,6 +791,9 @@
             <w:shd w:val="clear" w:fill="2E75B6"/>
           </w:tcPr>
           <w:p>
+            <w:pPr>
+              <w:spacing w:after="0" w:line="240" w:lineRule="auto"/>
+            </w:pPr>
             <w:r>
               <w:t xml:space="preserve"/>
             </w:r>
@@ -604,7 +805,12 @@
           </w:tcPr>
           <w:p>
             <w:pPr>
-              <w:jc w:val="center"/>
+              <w:spacing w:after="0" w:line="240" w:lineRule="auto"/>
+              <w:jc w:val="center"/>
+              <w:rPr>
+                <w:b/>
+                <w:color w:val="FFFFFF"/>
+              </w:rPr>
             </w:pPr>
             <w:r>
               <w:rPr>
@@ -621,7 +827,12 @@
           </w:tcPr>
           <w:p>
             <w:pPr>
-              <w:jc w:val="center"/>
+              <w:spacing w:after="0" w:line="240" w:lineRule="auto"/>
+              <w:jc w:val="center"/>
+              <w:rPr>
+                <w:b/>
+                <w:color w:val="FFFFFF"/>
+              </w:rPr>
             </w:pPr>
             <w:r>
               <w:rPr>
@@ -638,6 +849,9 @@
             <w:shd w:val="clear" w:fill="2E75B6"/>
           </w:tcPr>
           <w:p>
+            <w:pPr>
+              <w:spacing w:after="0" w:line="240" w:lineRule="auto"/>
+            </w:pPr>
             <w:r>
               <w:t xml:space="preserve"/>
             </w:r>
@@ -652,6 +866,12 @@
             <w:vAlign w:val="center"/>
           </w:tcPr>
           <w:p>
+            <w:pPr>
+              <w:spacing w:after="0" w:line="240" w:lineRule="auto"/>
+              <w:rPr>
+                <w:b/>
+              </w:rPr>
+            </w:pPr>
             <w:r>
               <w:rPr>
                 <w:b/>
@@ -663,6 +883,9 @@
         <w:tc>
           <w:tcPr/>
           <w:p>
+            <w:pPr>
+              <w:spacing w:after="0" w:line="240" w:lineRule="auto"/>
+            </w:pPr>
             <w:r>
               <w:t xml:space="preserve">Product Sales</w:t>
             </w:r>
@@ -672,6 +895,7 @@
           <w:tcPr/>
           <w:p>
             <w:pPr>
+              <w:spacing w:after="0" w:line="240" w:lineRule="auto"/>
               <w:jc w:val="right"/>
             </w:pPr>
             <w:r>
@@ -683,12 +907,16 @@
           <w:tcPr/>
           <w:p>
             <w:pPr>
+              <w:spacing w:after="0" w:line="240" w:lineRule="auto"/>
               <w:jc w:val="right"/>
-            </w:pPr>
-            <w:r>
               <w:rPr>
                 <w:color w:val="00B050"/>
               </w:rPr>
+            </w:pPr>
+            <w:r>
+              <w:rPr>
+                <w:color w:val="00B050"/>
+              </w:rPr>
               <w:t xml:space="preserve">523.50</w:t>
             </w:r>
           </w:p>
@@ -696,6 +924,9 @@
         <w:tc>
           <w:tcPr/>
           <w:p>
+            <w:pPr>
+              <w:spacing w:after="0" w:line="240" w:lineRule="auto"/>
+            </w:pPr>
             <w:r>
               <w:t xml:space="preserve">Exceeded</w:t>
             </w:r>
@@ -709,6 +940,9 @@
             <w:shd w:val="clear" w:fill="DEEAF6"/>
           </w:tcPr>
           <w:p>
+            <w:pPr>
+              <w:spacing w:after="0" w:line="240" w:lineRule="auto"/>
+            </w:pPr>
             <w:r>
               <w:t xml:space="preserve"/>
             </w:r>
@@ -717,6 +951,9 @@
         <w:tc>
           <w:tcPr/>
           <w:p>
+            <w:pPr>
+              <w:spacing w:after="0" w:line="240" w:lineRule="auto"/>
+            </w:pPr>
             <w:r>
               <w:t xml:space="preserve">Consulting Services</w:t>
             </w:r>
@@ -726,6 +963,7 @@
           <w:tcPr/>
           <w:p>
             <w:pPr>
+              <w:spacing w:after="0" w:line="240" w:lineRule="auto"/>
               <w:jc w:val="right"/>
             </w:pPr>
             <w:r>
@@ -737,12 +975,16 @@
           <w:tcPr/>
           <w:p>
             <w:pPr>
+              <w:spacing w:after="0" w:line="240" w:lineRule="auto"/>
               <w:jc w:val="right"/>
-            </w:pPr>
-            <w:r>
               <w:rPr>
                 <w:color w:val="FF0000"/>
               </w:rPr>
+            </w:pPr>
+            <w:r>
+              <w:rPr>
+                <w:color w:val="FF0000"/>
+              </w:rPr>
               <w:t xml:space="preserve">185.30</w:t>
             </w:r>
           </w:p>
@@ -750,6 +992,9 @@
         <w:tc>
           <w:tcPr/>
           <w:p>
+            <w:pPr>
+              <w:spacing w:after="0" w:line="240" w:lineRule="auto"/>
+            </w:pPr>
             <w:r>
               <w:t xml:space="preserve">Below target</w:t>
             </w:r>
@@ -763,6 +1008,9 @@
             <w:shd w:val="clear" w:fill="DEEAF6"/>
           </w:tcPr>
           <w:p>
+            <w:pPr>
+              <w:spacing w:after="0" w:line="240" w:lineRule="auto"/>
+            </w:pPr>
             <w:r>
               <w:t xml:space="preserve"/>
             </w:r>
@@ -771,6 +1019,9 @@
         <w:tc>
           <w:tcPr/>
           <w:p>
+            <w:pPr>
+              <w:spacing w:after="0" w:line="240" w:lineRule="auto"/>
+            </w:pPr>
             <w:r>
               <w:t xml:space="preserve">Tech Licensing</w:t>
             </w:r>
@@ -780,6 +1031,7 @@
           <w:tcPr/>
           <w:p>
             <w:pPr>
+              <w:spacing w:after="0" w:line="240" w:lineRule="auto"/>
               <w:jc w:val="right"/>
             </w:pPr>
             <w:r>
@@ -791,12 +1043,16 @@
           <w:tcPr/>
           <w:p>
             <w:pPr>
+              <w:spacing w:after="0" w:line="240" w:lineRule="auto"/>
               <w:jc w:val="right"/>
-            </w:pPr>
-            <w:r>
               <w:rPr>
                 <w:color w:val="00B050"/>
               </w:rPr>
+            </w:pPr>
+            <w:r>
+              <w:rPr>
+                <w:color w:val="00B050"/>
+              </w:rPr>
               <w:t xml:space="preserve">92.00</w:t>
             </w:r>
           </w:p>
@@ -804,6 +1060,9 @@
         <w:tc>
           <w:tcPr/>
           <w:p>
+            <w:pPr>
+              <w:spacing w:after="0" w:line="240" w:lineRule="auto"/>
+            </w:pPr>
             <w:r>
               <w:t xml:space="preserve">New partners</w:t>
             </w:r>
@@ -818,6 +1077,12 @@
             <w:vAlign w:val="center"/>
           </w:tcPr>
           <w:p>
+            <w:pPr>
+              <w:spacing w:after="0" w:line="240" w:lineRule="auto"/>
+              <w:rPr>
+                <w:b/>
+              </w:rPr>
+            </w:pPr>
             <w:r>
               <w:rPr>
                 <w:b/>
@@ -829,6 +1094,9 @@
         <w:tc>
           <w:tcPr/>
           <w:p>
+            <w:pPr>
+              <w:spacing w:after="0" w:line="240" w:lineRule="auto"/>
+            </w:pPr>
             <w:r>
               <w:t xml:space="preserve">Labor Cost</w:t>
             </w:r>
@@ -838,6 +1106,7 @@
           <w:tcPr/>
           <w:p>
             <w:pPr>
+              <w:spacing w:after="0" w:line="240" w:lineRule="auto"/>
               <w:jc w:val="right"/>
             </w:pPr>
             <w:r>
@@ -849,12 +1118,16 @@
           <w:tcPr/>
           <w:p>
             <w:pPr>
+              <w:spacing w:after="0" w:line="240" w:lineRule="auto"/>
               <w:jc w:val="right"/>
-            </w:pPr>
-            <w:r>
               <w:rPr>
                 <w:color w:val="FF0000"/>
               </w:rPr>
+            </w:pPr>
+            <w:r>
+              <w:rPr>
+                <w:color w:val="FF0000"/>
+              </w:rPr>
               <w:t xml:space="preserve">335.00</w:t>
             </w:r>
           </w:p>
@@ -862,6 +1135,9 @@
         <w:tc>
           <w:tcPr/>
           <w:p>
+            <w:pPr>
+              <w:spacing w:after="0" w:line="240" w:lineRule="auto"/>
+            </w:pPr>
             <w:r>
               <w:t xml:space="preserve">New hires</w:t>
             </w:r>
@@ -875,6 +1151,9 @@
             <w:shd w:val="clear" w:fill="FFF2CC"/>
           </w:tcPr>
           <w:p>
+            <w:pPr>
+              <w:spacing w:after="0" w:line="240" w:lineRule="auto"/>
+            </w:pPr>
             <w:r>
               <w:t xml:space="preserve"/>
             </w:r>
@@ -883,6 +1162,9 @@
         <w:tc>
           <w:tcPr/>
           <w:p>
+            <w:pPr>
+              <w:spacing w:after="0" w:line="240" w:lineRule="auto"/>
+            </w:pPr>
             <w:r>
               <w:t xml:space="preserve">Operating Expenses</w:t>
             </w:r>
@@ -892,6 +1174,7 @@
           <w:tcPr/>
           <w:p>
             <w:pPr>
+              <w:spacing w:after="0" w:line="240" w:lineRule="auto"/>
               <w:jc w:val="right"/>
             </w:pPr>
             <w:r>
@@ -903,12 +1186,16 @@
           <w:tcPr/>
           <w:p>
             <w:pPr>
+              <w:spacing w:after="0" w:line="240" w:lineRule="auto"/>
               <w:jc w:val="right"/>
-            </w:pPr>
-            <w:r>
               <w:rPr>
                 <w:color w:val="00B050"/>
               </w:rPr>
+            </w:pPr>
+            <w:r>
+              <w:rPr>
+                <w:color w:val="00B050"/>
+              </w:rPr>
               <w:t xml:space="preserve">142.80</w:t>
             </w:r>
           </w:p>
@@ -916,6 +1203,9 @@
         <w:tc>
           <w:tcPr/>
           <w:p>
+            <w:pPr>
+              <w:spacing w:after="0" w:line="240" w:lineRule="auto"/>
+            </w:pPr>
             <w:r>
               <w:t xml:space="preserve">Cost savings</w:t>
             </w:r>
@@ -929,6 +1219,9 @@
             <w:shd w:val="clear" w:fill="FFF2CC"/>
           </w:tcPr>
           <w:p>
+            <w:pPr>
+              <w:spacing w:after="0" w:line="240" w:lineRule="auto"/>
+            </w:pPr>
             <w:r>
               <w:t xml:space="preserve"/>
             </w:r>
@@ -937,6 +1230,9 @@
         <w:tc>
           <w:tcPr/>
           <w:p>
+            <w:pPr>
+              <w:spacing w:after="0" w:line="240" w:lineRule="auto"/>
+            </w:pPr>
             <w:r>
               <w:t xml:space="preserve">R&amp;D Investment</w:t>
             </w:r>
@@ -946,6 +1242,7 @@
           <w:tcPr/>
           <w:p>
             <w:pPr>
+              <w:spacing w:after="0" w:line="240" w:lineRule="auto"/>
               <w:jc w:val="right"/>
             </w:pPr>
             <w:r>
@@ -957,6 +1254,7 @@
           <w:tcPr/>
           <w:p>
             <w:pPr>
+              <w:spacing w:after="0" w:line="240" w:lineRule="auto"/>
               <w:jc w:val="right"/>
             </w:pPr>
             <w:r>
@@ -967,6 +1265,9 @@
         <w:tc>
           <w:tcPr/>
           <w:p>
+            <w:pPr>
+              <w:spacing w:after="0" w:line="240" w:lineRule="auto"/>
+            </w:pPr>
             <w:r>
               <w:t xml:space="preserve">Strategic investment</w:t>
             </w:r>
@@ -994,9 +1295,9 @@
       <w:tblPr>
         <w:tblBorders>
           <w:top w:val="single" w:sz="4"/>
+          <w:left w:val="single" w:sz="4"/>
           <w:bottom w:val="single" w:sz="4"/>
-          <w:start w:val="single" w:sz="4"/>
-          <w:end w:val="single" w:sz="4"/>
+          <w:right w:val="single" w:sz="4"/>
           <w:insideH w:val="single" w:sz="4"/>
           <w:insideV w:val="single" w:sz="4"/>
         </w:tblBorders>
@@ -1017,7 +1318,12 @@
           </w:tcPr>
           <w:p>
             <w:pPr>
-              <w:jc w:val="center"/>
+              <w:spacing w:after="0" w:line="240" w:lineRule="auto"/>
+              <w:jc w:val="center"/>
+              <w:rPr>
+                <w:b/>
+                <w:color w:val="FFFFFF"/>
+              </w:rPr>
             </w:pPr>
             <w:r>
               <w:rPr>
@@ -1034,7 +1340,12 @@
           </w:tcPr>
           <w:p>
             <w:pPr>
-              <w:jc w:val="center"/>
+              <w:spacing w:after="0" w:line="240" w:lineRule="auto"/>
+              <w:jc w:val="center"/>
+              <w:rPr>
+                <w:b/>
+                <w:color w:val="FFFFFF"/>
+              </w:rPr>
             </w:pPr>
             <w:r>
               <w:rPr>
@@ -1051,7 +1362,12 @@
           </w:tcPr>
           <w:p>
             <w:pPr>
-              <w:jc w:val="center"/>
+              <w:spacing w:after="0" w:line="240" w:lineRule="auto"/>
+              <w:jc w:val="center"/>
+              <w:rPr>
+                <w:b/>
+                <w:color w:val="FFFFFF"/>
+              </w:rPr>
             </w:pPr>
             <w:r>
               <w:rPr>
@@ -1068,7 +1384,12 @@
           </w:tcPr>
           <w:p>
             <w:pPr>
-              <w:jc w:val="center"/>
+              <w:spacing w:after="0" w:line="240" w:lineRule="auto"/>
+              <w:jc w:val="center"/>
+              <w:rPr>
+                <w:b/>
+                <w:color w:val="FFFFFF"/>
+              </w:rPr>
             </w:pPr>
             <w:r>
               <w:rPr>
@@ -1085,7 +1406,12 @@
           </w:tcPr>
           <w:p>
             <w:pPr>
-              <w:jc w:val="center"/>
+              <w:spacing w:after="0" w:line="240" w:lineRule="auto"/>
+              <w:jc w:val="center"/>
+              <w:rPr>
+                <w:b/>
+                <w:color w:val="FFFFFF"/>
+              </w:rPr>
             </w:pPr>
             <w:r>
               <w:rPr>
@@ -1102,7 +1428,12 @@
           </w:tcPr>
           <w:p>
             <w:pPr>
-              <w:jc w:val="center"/>
+              <w:spacing w:after="0" w:line="240" w:lineRule="auto"/>
+              <w:jc w:val="center"/>
+              <w:rPr>
+                <w:b/>
+                <w:color w:val="FFFFFF"/>
+              </w:rPr>
             </w:pPr>
             <w:r>
               <w:rPr>
@@ -1119,7 +1450,12 @@
           </w:tcPr>
           <w:p>
             <w:pPr>
-              <w:jc w:val="center"/>
+              <w:spacing w:after="0" w:line="240" w:lineRule="auto"/>
+              <w:jc w:val="center"/>
+              <w:rPr>
+                <w:b/>
+                <w:color w:val="FFFFFF"/>
+              </w:rPr>
             </w:pPr>
             <w:r>
               <w:rPr>
@@ -1138,7 +1474,11 @@
           </w:tcPr>
           <w:p>
             <w:pPr>
-              <w:jc w:val="center"/>
+              <w:spacing w:after="0" w:line="240" w:lineRule="auto"/>
+              <w:jc w:val="center"/>
+              <w:rPr>
+                <w:b/>
+              </w:rPr>
             </w:pPr>
             <w:r>
               <w:rPr>
@@ -1154,7 +1494,12 @@
           </w:tcPr>
           <w:p>
             <w:pPr>
-              <w:jc w:val="center"/>
+              <w:spacing w:after="0" w:line="240" w:lineRule="auto"/>
+              <w:jc w:val="center"/>
+              <w:rPr>
+                <w:b/>
+                <w:color w:val="FFFFFF"/>
+              </w:rPr>
             </w:pPr>
             <w:r>
               <w:rPr>
@@ -1171,7 +1516,12 @@
           </w:tcPr>
           <w:p>
             <w:pPr>
-              <w:jc w:val="center"/>
+              <w:spacing w:after="0" w:line="240" w:lineRule="auto"/>
+              <w:jc w:val="center"/>
+              <w:rPr>
+                <w:b/>
+                <w:color w:val="FFFFFF"/>
+              </w:rPr>
             </w:pPr>
             <w:r>
               <w:rPr>
@@ -1188,7 +1538,12 @@
           </w:tcPr>
           <w:p>
             <w:pPr>
-              <w:jc w:val="center"/>
+              <w:spacing w:after="0" w:line="240" w:lineRule="auto"/>
+              <w:jc w:val="center"/>
+              <w:rPr>
+                <w:b/>
+                <w:color w:val="FFFFFF"/>
+              </w:rPr>
             </w:pPr>
             <w:r>
               <w:rPr>
@@ -1205,7 +1560,12 @@
           </w:tcPr>
           <w:p>
             <w:pPr>
-              <w:jc w:val="center"/>
+              <w:spacing w:after="0" w:line="240" w:lineRule="auto"/>
+              <w:jc w:val="center"/>
+              <w:rPr>
+                <w:b/>
+                <w:color w:val="FFFFFF"/>
+              </w:rPr>
             </w:pPr>
             <w:r>
               <w:rPr>
@@ -1222,7 +1582,12 @@
           </w:tcPr>
           <w:p>
             <w:pPr>
-              <w:jc w:val="center"/>
+              <w:spacing w:after="0" w:line="240" w:lineRule="auto"/>
+              <w:jc w:val="center"/>
+              <w:rPr>
+                <w:b/>
+                <w:color w:val="FFFFFF"/>
+              </w:rPr>
             </w:pPr>
             <w:r>
               <w:rPr>
@@ -1239,7 +1604,12 @@
           </w:tcPr>
           <w:p>
             <w:pPr>
-              <w:jc w:val="center"/>
+              <w:spacing w:after="0" w:line="240" w:lineRule="auto"/>
+              <w:jc w:val="center"/>
+              <w:rPr>
+                <w:b/>
+                <w:color w:val="FFFFFF"/>
+              </w:rPr>
             </w:pPr>
             <w:r>
               <w:rPr>
@@ -1258,7 +1628,11 @@
           </w:tcPr>
           <w:p>
             <w:pPr>
-              <w:jc w:val="center"/>
+              <w:spacing w:after="0" w:line="240" w:lineRule="auto"/>
+              <w:jc w:val="center"/>
+              <w:rPr>
+                <w:b/>
+              </w:rPr>
             </w:pPr>
             <w:r>
               <w:rPr>
@@ -1274,7 +1648,12 @@
           </w:tcPr>
           <w:p>
             <w:pPr>
-              <w:jc w:val="center"/>
+              <w:spacing w:after="0" w:line="240" w:lineRule="auto"/>
+              <w:jc w:val="center"/>
+              <w:rPr>
+                <w:b/>
+                <w:color w:val="FFFFFF"/>
+              </w:rPr>
             </w:pPr>
             <w:r>
               <w:rPr>
@@ -1291,7 +1670,12 @@
           </w:tcPr>
           <w:p>
             <w:pPr>
-              <w:jc w:val="center"/>
+              <w:spacing w:after="0" w:line="240" w:lineRule="auto"/>
+              <w:jc w:val="center"/>
+              <w:rPr>
+                <w:b/>
+                <w:color w:val="FFFFFF"/>
+              </w:rPr>
             </w:pPr>
             <w:r>
               <w:rPr>
@@ -1308,7 +1692,12 @@
           </w:tcPr>
           <w:p>
             <w:pPr>
-              <w:jc w:val="center"/>
+              <w:spacing w:after="0" w:line="240" w:lineRule="auto"/>
+              <w:jc w:val="center"/>
+              <w:rPr>
+                <w:b/>
+                <w:color w:val="FFFFFF"/>
+              </w:rPr>
             </w:pPr>
             <w:r>
               <w:rPr>
@@ -1325,7 +1714,12 @@
           </w:tcPr>
           <w:p>
             <w:pPr>
-              <w:jc w:val="center"/>
+              <w:spacing w:after="0" w:line="240" w:lineRule="auto"/>
+              <w:jc w:val="center"/>
+              <w:rPr>
+                <w:b/>
+                <w:color w:val="FFFFFF"/>
+              </w:rPr>
             </w:pPr>
             <w:r>
               <w:rPr>
@@ -1342,7 +1736,12 @@
           </w:tcPr>
           <w:p>
             <w:pPr>
-              <w:jc w:val="center"/>
+              <w:spacing w:after="0" w:line="240" w:lineRule="auto"/>
+              <w:jc w:val="center"/>
+              <w:rPr>
+                <w:b/>
+                <w:color w:val="FFFFFF"/>
+              </w:rPr>
             </w:pPr>
             <w:r>
               <w:rPr>
@@ -1359,7 +1758,12 @@
           </w:tcPr>
           <w:p>
             <w:pPr>
-              <w:jc w:val="center"/>
+              <w:spacing w:after="0" w:line="240" w:lineRule="auto"/>
+              <w:jc w:val="center"/>
+              <w:rPr>
+                <w:b/>
+                <w:color w:val="FFFFFF"/>
+              </w:rPr>
             </w:pPr>
             <w:r>
               <w:rPr>
@@ -1378,7 +1782,11 @@
           </w:tcPr>
           <w:p>
             <w:pPr>
-              <w:jc w:val="center"/>
+              <w:spacing w:after="0" w:line="240" w:lineRule="auto"/>
+              <w:jc w:val="center"/>
+              <w:rPr>
+                <w:b/>
+              </w:rPr>
             </w:pPr>
             <w:r>
               <w:rPr>
@@ -1394,7 +1802,12 @@
           </w:tcPr>
           <w:p>
             <w:pPr>
-              <w:jc w:val="center"/>
+              <w:spacing w:after="0" w:line="240" w:lineRule="auto"/>
+              <w:jc w:val="center"/>
+              <w:rPr>
+                <w:b/>
+                <w:color w:val="FFFFFF"/>
+              </w:rPr>
             </w:pPr>
             <w:r>
               <w:rPr>
@@ -1411,7 +1824,12 @@
           </w:tcPr>
           <w:p>
             <w:pPr>
-              <w:jc w:val="center"/>
+              <w:spacing w:after="0" w:line="240" w:lineRule="auto"/>
+              <w:jc w:val="center"/>
+              <w:rPr>
+                <w:b/>
+                <w:color w:val="FFFFFF"/>
+              </w:rPr>
             </w:pPr>
             <w:r>
               <w:rPr>
@@ -1428,7 +1846,12 @@
           </w:tcPr>
           <w:p>
             <w:pPr>
-              <w:jc w:val="center"/>
+              <w:spacing w:after="0" w:line="240" w:lineRule="auto"/>
+              <w:jc w:val="center"/>
+              <w:rPr>
+                <w:b/>
+                <w:color w:val="FFFFFF"/>
+              </w:rPr>
             </w:pPr>
             <w:r>
               <w:rPr>
@@ -1445,7 +1868,12 @@
           </w:tcPr>
           <w:p>
             <w:pPr>
-              <w:jc w:val="center"/>
+              <w:spacing w:after="0" w:line="240" w:lineRule="auto"/>
+              <w:jc w:val="center"/>
+              <w:rPr>
+                <w:b/>
+                <w:color w:val="FFFFFF"/>
+              </w:rPr>
             </w:pPr>
             <w:r>
               <w:rPr>
@@ -1462,7 +1890,12 @@
           </w:tcPr>
           <w:p>
             <w:pPr>
-              <w:jc w:val="center"/>
+              <w:spacing w:after="0" w:line="240" w:lineRule="auto"/>
+              <w:jc w:val="center"/>
+              <w:rPr>
+                <w:b/>
+                <w:color w:val="FFFFFF"/>
+              </w:rPr>
             </w:pPr>
             <w:r>
               <w:rPr>
@@ -1479,7 +1912,12 @@
           </w:tcPr>
           <w:p>
             <w:pPr>
-              <w:jc w:val="center"/>
+              <w:spacing w:after="0" w:line="240" w:lineRule="auto"/>
+              <w:jc w:val="center"/>
+              <w:rPr>
+                <w:b/>
+                <w:color w:val="FFFFFF"/>
+              </w:rPr>
             </w:pPr>
             <w:r>
               <w:rPr>
@@ -1498,7 +1936,11 @@
           </w:tcPr>
           <w:p>
             <w:pPr>
-              <w:jc w:val="center"/>
+              <w:spacing w:after="0" w:line="240" w:lineRule="auto"/>
+              <w:jc w:val="center"/>
+              <w:rPr>
+                <w:b/>
+              </w:rPr>
             </w:pPr>
             <w:r>
               <w:rPr>
@@ -1514,7 +1956,12 @@
           </w:tcPr>
           <w:p>
             <w:pPr>
-              <w:jc w:val="center"/>
+              <w:spacing w:after="0" w:line="240" w:lineRule="auto"/>
+              <w:jc w:val="center"/>
+              <w:rPr>
+                <w:b/>
+                <w:color w:val="FFFFFF"/>
+              </w:rPr>
             </w:pPr>
             <w:r>
               <w:rPr>
@@ -1531,7 +1978,12 @@
           </w:tcPr>
           <w:p>
             <w:pPr>
-              <w:jc w:val="center"/>
+              <w:spacing w:after="0" w:line="240" w:lineRule="auto"/>
+              <w:jc w:val="center"/>
+              <w:rPr>
+                <w:b/>
+                <w:color w:val="FFFFFF"/>
+              </w:rPr>
             </w:pPr>
             <w:r>
               <w:rPr>
@@ -1548,7 +2000,12 @@
           </w:tcPr>
           <w:p>
             <w:pPr>
-              <w:jc w:val="center"/>
+              <w:spacing w:after="0" w:line="240" w:lineRule="auto"/>
+              <w:jc w:val="center"/>
+              <w:rPr>
+                <w:b/>
+                <w:color w:val="FFFFFF"/>
+              </w:rPr>
             </w:pPr>
             <w:r>
               <w:rPr>
@@ -1565,7 +2022,12 @@
           </w:tcPr>
           <w:p>
             <w:pPr>
-              <w:jc w:val="center"/>
+              <w:spacing w:after="0" w:line="240" w:lineRule="auto"/>
+              <w:jc w:val="center"/>
+              <w:rPr>
+                <w:b/>
+                <w:color w:val="FFFFFF"/>
+              </w:rPr>
             </w:pPr>
             <w:r>
               <w:rPr>
@@ -1582,7 +2044,12 @@
           </w:tcPr>
           <w:p>
             <w:pPr>
-              <w:jc w:val="center"/>
+              <w:spacing w:after="0" w:line="240" w:lineRule="auto"/>
+              <w:jc w:val="center"/>
+              <w:rPr>
+                <w:b/>
+                <w:color w:val="FFFFFF"/>
+              </w:rPr>
             </w:pPr>
             <w:r>
               <w:rPr>
@@ -1599,7 +2066,12 @@
           </w:tcPr>
           <w:p>
             <w:pPr>
-              <w:jc w:val="center"/>
+              <w:spacing w:after="0" w:line="240" w:lineRule="auto"/>
+              <w:jc w:val="center"/>
+              <w:rPr>
+                <w:b/>
+                <w:color w:val="FFFFFF"/>
+              </w:rPr>
             </w:pPr>
             <w:r>
               <w:rPr>
@@ -1618,7 +2090,11 @@
           </w:tcPr>
           <w:p>
             <w:pPr>
-              <w:jc w:val="center"/>
+              <w:spacing w:after="0" w:line="240" w:lineRule="auto"/>
+              <w:jc w:val="center"/>
+              <w:rPr>
+                <w:b/>
+              </w:rPr>
             </w:pPr>
             <w:r>
               <w:rPr>
@@ -1634,7 +2110,12 @@
           </w:tcPr>
           <w:p>
             <w:pPr>
-              <w:jc w:val="center"/>
+              <w:spacing w:after="0" w:line="240" w:lineRule="auto"/>
+              <w:jc w:val="center"/>
+              <w:rPr>
+                <w:b/>
+                <w:color w:val="FFFFFF"/>
+              </w:rPr>
             </w:pPr>
             <w:r>
               <w:rPr>
@@ -1651,7 +2132,12 @@
           </w:tcPr>
           <w:p>
             <w:pPr>
-              <w:jc w:val="center"/>
+              <w:spacing w:after="0" w:line="240" w:lineRule="auto"/>
+              <w:jc w:val="center"/>
+              <w:rPr>
+                <w:b/>
+                <w:color w:val="FFFFFF"/>
+              </w:rPr>
             </w:pPr>
             <w:r>
               <w:rPr>
@@ -1668,7 +2154,12 @@
           </w:tcPr>
           <w:p>
             <w:pPr>
-              <w:jc w:val="center"/>
+              <w:spacing w:after="0" w:line="240" w:lineRule="auto"/>
+              <w:jc w:val="center"/>
+              <w:rPr>
+                <w:b/>
+                <w:color w:val="FFFFFF"/>
+              </w:rPr>
             </w:pPr>
             <w:r>
               <w:rPr>
@@ -1685,7 +2176,12 @@
           </w:tcPr>
           <w:p>
             <w:pPr>
-              <w:jc w:val="center"/>
+              <w:spacing w:after="0" w:line="240" w:lineRule="auto"/>
+              <w:jc w:val="center"/>
+              <w:rPr>
+                <w:b/>
+                <w:color w:val="FFFFFF"/>
+              </w:rPr>
             </w:pPr>
             <w:r>
               <w:rPr>
@@ -1702,7 +2198,12 @@
           </w:tcPr>
           <w:p>
             <w:pPr>
-              <w:jc w:val="center"/>
+              <w:spacing w:after="0" w:line="240" w:lineRule="auto"/>
+              <w:jc w:val="center"/>
+              <w:rPr>
+                <w:b/>
+                <w:color w:val="FFFFFF"/>
+              </w:rPr>
             </w:pPr>
             <w:r>
               <w:rPr>
@@ -1719,7 +2220,12 @@
           </w:tcPr>
           <w:p>
             <w:pPr>
-              <w:jc w:val="center"/>
+              <w:spacing w:after="0" w:line="240" w:lineRule="auto"/>
+              <w:jc w:val="center"/>
+              <w:rPr>
+                <w:b/>
+                <w:color w:val="FFFFFF"/>
+              </w:rPr>
             </w:pPr>
             <w:r>
               <w:rPr>
@@ -1732,6 +2238,28 @@
         </w:tc>
       </w:tr>
     </w:tbl>
+    <w:sectPr>
+      <w:pgSz w:w="11906" w:h="16838"/>
+      <w:pgMar w:top="1440" w:right="1800" w:bottom="1440" w:left="1800"/>
+      <w:docGrid w:type="default"/>
+    </w:sectPr>
   </w:body>
 </w:document>
+</file>
+
+<file path=word/numbering.xml><?xml version="1.0" encoding="utf-8"?>
+<w:numbering xmlns:w="http://schemas.openxmlformats.org/wordprocessingml/2006/main"/>
+</file>
+
+<file path=word/styles.xml><?xml version="1.0" encoding="utf-8"?>
+<w:styles xmlns:w="http://schemas.openxmlformats.org/wordprocessingml/2006/main">
+  <w:docDefaults>
+    <w:rPrDefault>
+      <w:rPr>
+        <w:rFonts w:ascii="Times New Roman" w:hAnsi="Times New Roman"/>
+      </w:rPr>
+    </w:rPrDefault>
+    <w:pPrDefault/>
+  </w:docDefaults>
+</w:styles>
 </file>